--- a/paper_revision/ieee_jbhi/IEEE_JBHI_Submission_Manuscript.docx
+++ b/paper_revision/ieee_jbhi/IEEE_JBHI_Submission_Manuscript.docx
@@ -24,7 +24,7 @@
         <w:rPr>
           <w:b/>
         </w:rPr>
-        <w:t>Esma Fazilet Karagülle and Esra Odabaş Yıldırım</w:t>
+        <w:t>Esma Fazilet Karagülle¹ and Esra Odabaş Yıldırım²</w:t>
       </w:r>
     </w:p>
     <w:p>
@@ -35,7 +35,7 @@
         <w:rPr>
           <w:i/>
         </w:rPr>
-        <w:t>Atatürk University, Erzurum, Türkiye | Corresponding author: esmafazilet.karagulle17@ogr.atauni.edu.tr</w:t>
+        <w:t>¹Department of Computer Engineering, Atatürk University, Erzurum, Türkiye (e-mail: esmafazilet.karagulle17@ogr.atauni.edu.tr; corresponding author). ²Department of Software Engineering, Atatürk University, Erzurum, Türkiye (e-mail: esra.odabas@atauni.edu.tr).</w:t>
       </w:r>
     </w:p>
     <w:p>
@@ -46,7 +46,7 @@
         <w:rPr>
           <w:b/>
         </w:rPr>
-        <w:t>Abstract—Reproducible clinical modeling depends on both clinically valid feature definitions and transparent computational execution. We developed an Apache Spark pipeline for MIMIC-III that separates two purposes often conflated in electronic-health-record processing: systems benchmarking and prediction-time feature construction. Two whole-admission outputs were used only to compare five Spark configurations on one physical host. A separate feature set used measurements from the first 48 h of intensive-care admission, excluded discharge-adjacent variables, and was evaluated for in-hospital mortality with patient-grouped splits. In a randomized, resource-capped experiment (12 paired blocks; 8 CPUs and 8 GiB), local[8] had the shortest mean runtime for the admission-level (212.5 ± 11.1 s) and six-hour-window (234.8 ± 7.3 s) workloads. All eight prespecified contrasts with local[8] remained significant after Holm adjustment; exact paired sensitivity tests gave p = 0.000488. Because standalone configurations declared six executor cores while local[8] exposed eight task threads, a supplementary equal-capacity comparison (local[6] vs. a two-worker standalone arrangement) was run in the same session; local[6] remained faster for both workloads (six-hour window: p &lt; 0.0001; admission-level: p = 0.053). The leakage-aware cohort, redefined around each admission's first ICU stay rather than a multi-stay envelope, contained 29,886 admissions from 25,271 patients with 12.4% mortality. Gradient boosting achieved an area under the receiver-operating-characteristic curve of 0.815 ± 0.005 and an area under the precision-recall curve of 0.402 ± 0.025 in five-fold patient-grouped cross-validation; within-training-fold recalibration of the class-weighted probabilities corrected a large negative calibration intercept to 0.092 ± 0.054 and yielded a Brier skill score of 0.169 relative to a constant-prevalence baseline. These results show that co-located Spark workers do not constitute physical scale-out even after equalizing task capacity, and that computational benchmarking outputs should remain separate from prediction-time clinical features. The pipeline, configuration, aggregate results, and split diagnostics are publicly available.</w:t>
+        <w:t>Abstract—Reproducible clinical modeling depends on both clinically valid feature definitions and transparent computational execution. We developed an Apache Spark pipeline for MIMIC-III that separates two purposes often conflated in electronic-health-record processing: systems benchmarking and prediction-time feature construction. Two whole-admission outputs were used only to compare five Spark configurations on one physical host. A separate feature set used measurements from the first 48 h of intensive-care admission, excluded discharge-adjacent variables, and was evaluated for in-hospital mortality with patient-grouped splits. In a randomized, resource-capped experiment (12 paired blocks; 8 CPUs and 8 GiB), local[8] had the shortest mean runtime for the admission-level (212.5 ± 11.1 s) and six-hour-window (234.8 ± 7.3 s) workloads. All eight prespecified contrasts with local[8] remained significant after Holm adjustment; exact paired sensitivity tests gave p = 0.000488. Because standalone configurations declared six executor cores while local[8] exposed eight task threads, a supplementary equal-capacity comparison (local[6] vs. a two-worker standalone arrangement) was run in the same session; local[6] was faster in both workloads, reaching significance for the six-hour window (p &lt; 0.0001) but not for the admission-level workload (p = 0.053). The leakage-aware cohort, redefined around each admission's first ICU stay rather than a multi-stay envelope, contained 29,886 admissions from 25,271 patients with 12.4% mortality. Gradient boosting achieved an area under the receiver-operating-characteristic curve of 0.813 ± 0.006 and an area under the precision-recall curve of 0.402 ± 0.023 in five-fold patient-grouped cross-validation; within-training-fold, patient-grouped recalibration of the class-weighted probabilities corrected a large negative calibration intercept to 0.099 ± 0.053 and yielded a Brier skill score of 0.168 relative to a constant-prevalence baseline. These results show that co-located Spark workers do not constitute physical scale-out even after equalizing task capacity, and that computational benchmarking outputs should remain separate from prediction-time clinical features. The pipeline, configuration, aggregate results, and split diagnostics are publicly available.</w:t>
       </w:r>
       <w:r/>
     </w:p>
@@ -1694,7 +1694,7 @@
         <w:jc w:val="both"/>
       </w:pPr>
       <w:r>
-        <w:t>Logistic regression used balanced class weights, the liblinear solver, and at most 2000 iterations. Random forest used 300 trees, a minimum leaf size of two, and balanced-subsample weights. Histogram gradient boosting used a learning rate of 0.05, 300 iterations, L2 regularization of 0.01, and balanced class weights. Hyperparameters were fixed before evaluation; the study did not search for the best-performing model. Because class-weighted training systematically shifts predicted probabilities away from the true prevalence, each model's raw output was recalibrated within each training fold using sigmoid (Platt) scaling fitted with an inner 5-fold, ungrouped cross-validation; the held-out test fold was never used at this step. Outcomes included AUROC, AUPRC, Brier score, Brier skill score (relative to a constant-prevalence baseline), sensitivity, specificity, and post-recalibration calibration intercept and slope. The 0.5 threshold was retained for descriptive threshold metrics; no clinical decision threshold was optimized.</w:t>
+        <w:t>Logistic regression used balanced class weights, the liblinear solver, and at most 2000 iterations. Random forest used 300 trees, a minimum leaf size of two, and balanced-subsample weights. Histogram gradient boosting used a learning rate of 0.05, 300 iterations, L2 regularization of 0.01, and balanced class weights. Hyperparameters were fixed before evaluation; the study did not search for the best-performing model. Because class-weighted training systematically shifts predicted probabilities away from the true prevalence, each model's raw output was recalibrated within each training fold using sigmoid (Platt) scaling fitted with an inner 5-fold cross-validation itself grouped by subject_id (StratifiedGroupKFold), so a patient's admissions cannot span the inner model-fitting and calibration folds either; the held-out outer test fold was never used at this step. Outcomes included AUROC, AUPRC, Brier score, Brier skill score (relative to a constant-prevalence baseline), sensitivity, specificity, and post-recalibration calibration intercept and slope. The 0.5 threshold was retained for descriptive threshold metrics; no clinical decision threshold was optimized.</w:t>
       </w:r>
     </w:p>
     <w:p>
@@ -4801,7 +4801,7 @@
         <w:jc w:val="both"/>
       </w:pPr>
       <w:r>
-        <w:t>The early-window cohort contained 29,886 admissions from 25,271 patients; mortality prevalence was 12.39%. This cohort differs from a preliminary version that defined the observation window over the multi-stay min/max envelope of each admission rather than its first ICU stay, which misclassified 534/31,252 admissions (1.7%) by including inter-stay service gaps in the eligibility window; the landmark was redefined around each admission's first icustay_id before final analysis. All five cross-validation folds had disjoint patient groups and closely matched outcome prevalence. Histogram gradient boosting had the highest discrimination: AUROC 0.815 ± 0.005 and AUPRC 0.402 ± 0.025 in five-fold grouped cross-validation. Logistic regression yielded AUROC 0.770 ± 0.014 and AUPRC 0.341 ± 0.034; random forest yielded AUROC 0.810 ± 0.007 and AUPRC 0.386 ± 0.020. Each model's raw class-weighted probabilities were recalibrated within each training fold (sigmoid/Platt scaling, 5-fold inner cross-validation, never touching the corresponding test fold) before scoring. After recalibration, gradient boosting's Brier score was 0.090 ± 0.001 — below the constant-prevalence baseline of 0.109, for a Brier skill score of 0.169 ± 0.013 — and its calibration slope and intercept were 1.065 ± 0.039 and 0.092 ± 0.054, close to the ideal values of 1 and 0. Without this recalibration step the raw class-weighted probabilities carried a large negative intercept, indicating systematic miscalibration despite useful ranking; recalibration corrects the probability level without altering rank order or AUROC/AUPRC.</w:t>
+        <w:t>The early-window cohort contained 29,886 admissions from 25,271 patients; mortality prevalence was 12.39%. This cohort differs from a preliminary version that defined the observation window over the multi-stay min/max envelope of each admission rather than its first ICU stay, which misclassified 534/31,252 admissions (1.7%) by including inter-stay service gaps in the eligibility window; the landmark was redefined around each admission's first icustay_id before final analysis. All five cross-validation folds had disjoint patient groups and closely matched outcome prevalence. Histogram gradient boosting had the highest discrimination: AUROC 0.813 ± 0.006 and AUPRC 0.402 ± 0.023 in five-fold grouped cross-validation. Logistic regression yielded AUROC 0.770 ± 0.014 and AUPRC 0.341 ± 0.034; random forest yielded AUROC 0.809 ± 0.006 and AUPRC 0.386 ± 0.021. Each model's raw class-weighted probabilities were recalibrated within each training fold using an inner 5-fold split itself grouped by subject_id (sigmoid/Platt scaling; StratifiedGroupKFold; never touching the corresponding outer test fold) before scoring. After recalibration, gradient boosting's Brier score was 0.090 ± 0.001 — below the constant-prevalence baseline of 0.109, for a Brier skill score of 0.168 ± 0.012 — and its calibration slope and intercept were 1.068 ± 0.035 and 0.099 ± 0.053, close to the ideal values of 1 and 0. Without this recalibration step the raw class-weighted probabilities carried a large negative intercept, indicating systematic miscalibration despite useful ranking; recalibration corrects the probability level without altering rank order or AUROC/AUPRC.</w:t>
       </w:r>
     </w:p>
     <w:p>
@@ -4810,7 +4810,7 @@
         <w:jc w:val="both"/>
       </w:pPr>
       <w:r>
-        <w:t>Repeated grouped holdouts supported the cross-validation ordering. Gradient boosting achieved mean AUROC 0.815 (range 0.800–0.830) and mean AUPRC 0.402 (0.371–0.439); random forest achieved 0.811 (0.796–0.828) and 0.386 (0.351–0.418); logistic regression achieved 0.769 (0.749–0.787) and 0.337 (0.310–0.370). Threshold-dependent results were consistent across all three recalibrated models: at the unoptimized 0.5 threshold, sensitivity was low and specificity was high for gradient boosting (0.100 and 0.992), random forest (0.137 and 0.985), and logistic regression (0.076 and 0.991), while precision remained comparatively high (0.55–0.64) because false positives were rare. This pattern is the expected consequence of properly calibrated probabilities under 12.4% prevalence — few predictions exceed 0.5 for a minority outcome even when ranking is informative — and illustrates why AUROC alone is insufficient and why the unoptimized threshold must not be construed as a clinical operating point.</w:t>
+        <w:t>Repeated grouped holdouts supported the cross-validation ordering. Gradient boosting achieved mean AUROC 0.816 (range 0.800–0.833) and mean AUPRC 0.404 (0.375–0.445); random forest achieved 0.810 (0.795–0.828) and 0.386 (0.355–0.416); logistic regression achieved 0.768 (0.749–0.787) and 0.337 (0.311–0.370). Threshold-dependent results were consistent across all three recalibrated models: at the unoptimized 0.5 threshold, sensitivity was low and specificity was high for gradient boosting (0.098 and 0.992), random forest (0.137 and 0.985), and logistic regression (0.074 and 0.991), while precision remained comparatively high (0.55–0.63) because false positives were rare. This pattern is the expected consequence of properly calibrated probabilities under 12.4% prevalence — few predictions exceed 0.5 for a minority outcome even when ranking is informative — and illustrates why AUROC alone is insufficient and why the unoptimized threshold must not be construed as a clinical operating point.</w:t>
       </w:r>
     </w:p>
     <w:p>
@@ -4989,7 +4989,7 @@
           </w:tcPr>
           <w:p>
             <w:r>
-              <w:t>1.007 ± .100</w:t>
+              <w:t>1.010 ± .097</w:t>
             </w:r>
           </w:p>
         </w:tc>
@@ -5020,7 +5020,7 @@
           </w:tcPr>
           <w:p>
             <w:r>
-              <w:t>0.810 ± .007</w:t>
+              <w:t>0.809 ± .006</w:t>
             </w:r>
           </w:p>
         </w:tc>
@@ -5031,7 +5031,7 @@
           </w:tcPr>
           <w:p>
             <w:r>
-              <w:t>0.386 ± .020</w:t>
+              <w:t>0.386 ± .021</w:t>
             </w:r>
           </w:p>
         </w:tc>
@@ -5053,7 +5053,7 @@
           </w:tcPr>
           <w:p>
             <w:r>
-              <w:t>1.046 ± .032</w:t>
+              <w:t>1.046 ± .027</w:t>
             </w:r>
           </w:p>
         </w:tc>
@@ -5084,7 +5084,7 @@
           </w:tcPr>
           <w:p>
             <w:r>
-              <w:t>0.815 ± .005</w:t>
+              <w:t>0.813 ± .006</w:t>
             </w:r>
           </w:p>
         </w:tc>
@@ -5095,7 +5095,7 @@
           </w:tcPr>
           <w:p>
             <w:r>
-              <w:t>0.402 ± .025</w:t>
+              <w:t>0.402 ± .023</w:t>
             </w:r>
           </w:p>
         </w:tc>
@@ -5117,7 +5117,7 @@
           </w:tcPr>
           <w:p>
             <w:r>
-              <w:t>1.065 ± .039</w:t>
+              <w:t>1.068 ± .035</w:t>
             </w:r>
           </w:p>
         </w:tc>
@@ -5304,7 +5304,7 @@
           </w:tcPr>
           <w:p>
             <w:r>
-              <w:t>0.800–0.830</w:t>
+              <w:t>0.800–0.833</w:t>
             </w:r>
           </w:p>
         </w:tc>
@@ -5315,7 +5315,7 @@
           </w:tcPr>
           <w:p>
             <w:r>
-              <w:t>0.371–0.439</w:t>
+              <w:t>0.375–0.445</w:t>
             </w:r>
           </w:p>
         </w:tc>
@@ -5326,7 +5326,7 @@
           </w:tcPr>
           <w:p>
             <w:r>
-              <w:t>0.100</w:t>
+              <w:t>0.098</w:t>
             </w:r>
           </w:p>
         </w:tc>
@@ -5379,7 +5379,7 @@
           </w:tcPr>
           <w:p>
             <w:r>
-              <w:t>0.310–0.370</w:t>
+              <w:t>0.311–0.370</w:t>
             </w:r>
           </w:p>
         </w:tc>
@@ -5390,7 +5390,7 @@
           </w:tcPr>
           <w:p>
             <w:r>
-              <w:t>0.076</w:t>
+              <w:t>0.074</w:t>
             </w:r>
           </w:p>
         </w:tc>
@@ -5432,7 +5432,7 @@
           </w:tcPr>
           <w:p>
             <w:r>
-              <w:t>0.796–0.828</w:t>
+              <w:t>0.795–0.828</w:t>
             </w:r>
           </w:p>
         </w:tc>
@@ -5443,7 +5443,7 @@
           </w:tcPr>
           <w:p>
             <w:r>
-              <w:t>0.351–0.418</w:t>
+              <w:t>0.355–0.416</w:t>
             </w:r>
           </w:p>
         </w:tc>
@@ -5494,7 +5494,7 @@
         <w:jc w:val="both"/>
       </w:pPr>
       <w:r>
-        <w:t>The primary and repeated-holdout estimates were closely aligned. For gradient boosting, the mean AUROC was 0.815 in both analyses (cross-validation 0.8151 vs. repeated holdout 0.8152), while mean AUPRC differed by 0.0001. Corresponding random-forest estimates differed by 0.0010 for AUROC and 0.0001 for AUPRC. This agreement indicates limited sensitivity to the particular resampling scheme used here, but it is not a substitute for temporal or external validation because every split originates from the same database and era.</w:t>
+        <w:t>The primary and repeated-holdout estimates were reasonably aligned, though not identical, given the different resampling schemes. For gradient boosting, mean AUROC was 0.813 in five-fold cross-validation vs. 0.816 in repeated holdout (difference 0.003), while mean AUPRC differed by 0.002 (0.402 vs. 0.404). Corresponding random-forest estimates differed by 0.001 for AUROC (0.809 vs. 0.810) and were identical to three decimal places for AUPRC (0.386). This agreement indicates limited sensitivity to the particular resampling scheme used here, but it is not a substitute for temporal or external validation because every split originates from the same database and era.</w:t>
       </w:r>
     </w:p>
     <w:p>
@@ -5503,7 +5503,7 @@
         <w:jc w:val="both"/>
       </w:pPr>
       <w:r>
-        <w:t>The Brier score and calibration coefficients require joint interpretation even after recalibration. Gradient boosting had both the lowest Brier score and the calibration slope closest to one, consistent with its higher discrimination; random forest and logistic regression had modestly higher Brier scores and slopes further from one (0.092/1.046 and 0.096/1.007, calibration intercepts 0.071 and 0.008). All three intercepts were close to zero, indicating that within-training-fold recalibration removed the systematic level shift present in the raw class-weighted probabilities. A model can still rank admissions well while carrying residual slope miscalibration; reporting slope and intercept alongside AUROC and Brier score makes this distinction visible rather than assuming recalibration alone guarantees a decision-ready probability.</w:t>
+        <w:t>The Brier score and calibration coefficients require joint interpretation even after recalibration. Gradient boosting had the lowest Brier score (0.090), consistent with its higher discrimination, while logistic regression's calibration slope was closest to one (1.010, vs. 1.068 for gradient boosting and 1.046 for random forest). All three calibration intercepts were close to zero (0.014–0.099), indicating that within-training-fold, patient-grouped recalibration removed the systematic level shift present in the raw class-weighted probabilities. A model can still rank admissions well while carrying residual slope miscalibration; reporting slope and intercept alongside AUROC and Brier score makes this distinction visible rather than assuming recalibration alone guarantees a decision-ready probability.</w:t>
       </w:r>
     </w:p>
     <w:p>
@@ -5512,7 +5512,7 @@
         <w:jc w:val="both"/>
       </w:pPr>
       <w:r>
-        <w:t>Because mortality prevalence was 12.39%, AUPRC provides a more informative view of positive-case retrieval than accuracy. The observed AUPRC values substantially exceeded the no-skill prevalence reference, and precision at the fixed 0.5 threshold was in fact comparatively high (0.53–0.64) precisely because so few admissions crossed the threshold; this reflects low recall rather than a favorable operating point. The study did not define a clinical action, relative harm of false positives and false negatives, or resource constraint. Accordingly, selecting an operating threshold, estimating net benefit, and claiming clinical usefulness would be premature.</w:t>
+        <w:t>Because mortality prevalence was 12.39%, AUPRC provides a more informative view of positive-case retrieval than accuracy. The observed AUPRC values substantially exceeded the no-skill prevalence reference, and precision at the fixed 0.5 threshold was in fact comparatively high (0.54–0.64) precisely because so few admissions crossed the threshold; this reflects low recall rather than a favorable operating point. The study did not define a clinical action, relative harm of false positives and false negatives, or resource constraint. Accordingly, selecting an operating threshold, estimating net benefit, and claiming clinical usefulness would be premature.</w:t>
       </w:r>
     </w:p>
     <w:p>
@@ -5584,7 +5584,7 @@
         <w:jc w:val="both"/>
       </w:pPr>
       <w:r>
-        <w:t>The study is limited to one database, one host, one overnight systems campaign, one storage device, and technical rather than independent hardware replications. The benchmark output uses admission-level bounds that may span intervals between multiple ICU stays and therefore is not presented as a clinical cohort. The clinical validation lacks external validation, uncertainty intervals based on independent sites, decision-curve analysis, and post-hoc probability recalibration. Future work should use icustay_id-specific temporal logic, independent machines and days, multi-node clusters, and external datasets such as MIMIC-IV or eICU.</w:t>
+        <w:t>The study is limited to one database, one host, one overnight systems campaign, one storage device, and technical rather than independent hardware replications. The benchmark output uses admission-level bounds that may span intervals between multiple ICU stays and therefore is not presented as a clinical cohort. Probabilities are recalibrated within each training fold (Section III.D), but the clinical validation still lacks external validation, uncertainty intervals based on independent sites, and decision-curve analysis. Future work should use icustay_id-specific temporal logic, independent machines and days, multi-node clusters, and external datasets such as MIMIC-IV or eICU.</w:t>
       </w:r>
     </w:p>
     <w:p>
@@ -5743,6 +5743,34 @@
     <w:p>
       <w:pPr>
         <w:pStyle w:val="Heading1"/>
+      </w:pPr>
+      <w:r>
+        <w:t>FUNDING</w:t>
+      </w:r>
+    </w:p>
+    <w:p>
+      <w:pPr/>
+      <w:r>
+        <w:t>This research received no external funding.</w:t>
+      </w:r>
+    </w:p>
+    <w:p>
+      <w:pPr>
+        <w:pStyle w:val="Heading1"/>
+      </w:pPr>
+      <w:r>
+        <w:t>CONFLICT OF INTEREST</w:t>
+      </w:r>
+    </w:p>
+    <w:p>
+      <w:pPr/>
+      <w:r>
+        <w:t>The authors declare no conflict of interest.</w:t>
+      </w:r>
+    </w:p>
+    <w:p>
+      <w:pPr>
+        <w:pStyle w:val="Heading1"/>
         <w:jc w:val="center"/>
       </w:pPr>
       <w:r>
@@ -5773,7 +5801,7 @@
         <w:jc w:val="both"/>
       </w:pPr>
       <w:r>
-        <w:t>MIMIC-III cannot be redistributed. Credentialed users may obtain it from PhysioNet [2]. Source code, configuration files, aggregate tables, figures, and non-patient-level diagnostics are available at https://github.com/esma6/icu_mortality_project (commit d0e87f9696562554185b5c7949daf006ffcc75fb).</w:t>
+        <w:t>MIMIC-III cannot be redistributed. Credentialed users may obtain it from PhysioNet [2]. Source code, configuration files, aggregate tables, figures, and non-patient-level diagnostics are available at https://github.com/esma6/icu_mortality_project (commit 6fe3460679acea2eafe494025a3ab81050b6bd1d).</w:t>
       </w:r>
     </w:p>
     <w:p>

--- a/paper_revision/ieee_jbhi/IEEE_JBHI_Submission_Manuscript.docx
+++ b/paper_revision/ieee_jbhi/IEEE_JBHI_Submission_Manuscript.docx
@@ -5167,7 +5167,7 @@
         <w:jc w:val="center"/>
       </w:pPr>
       <w:r>
-        <w:t>Fig. 3. Five-fold patient-grouped cross-validation results. Error bars denote standard deviations across folds; lower Brier scores are better.</w:t>
+        <w:t>Fig. 3. Five-fold patient-grouped cross-validation results, after within-training-fold, patient-grouped recalibration (Section III.D). Error bars denote standard deviations across folds; lower Brier scores are better.</w:t>
       </w:r>
     </w:p>
     <w:tbl>
